--- a/parity/fixtures/wc-center.docx
+++ b/parity/fixtures/wc-center.docx
@@ -7,10 +7,6 @@
         <w:jc w:val="center"/>
       </w:pPr>
       <w:r>
-        <w:rPr>
-          <w14:ligatures w14:val="standard"/>
-          <w14:cntxtAlts/>
-        </w:rPr>
         <w:t>Revenue</w:t>
       </w:r>
     </w:p>
